--- a/templates/monimoi/apofasi/sxoliki_epidosi.docx
+++ b/templates/monimoi/apofasi/sxoliki_epidosi.docx
@@ -838,23 +838,25 @@
           <w:sz w:val="22"/>
           <w:szCs w:val="22"/>
         </w:rPr>
-        <w:t xml:space="preserve">) «Κύρωση του Κώδικα Κατάστασης Δημοσίων Πολιτικών Διοικητικών Υπαλλήλων και Υπαλλήλων Ν.Π.Δ.Δ.»  </w:t>
-      </w:r>
-      <w:r>
-        <w:rPr>
-          <w:rFonts w:asciiTheme="minorHAnsi" w:hAnsiTheme="minorHAnsi" w:cstheme="minorHAnsi"/>
-          <w:sz w:val="22"/>
-          <w:szCs w:val="22"/>
-        </w:rPr>
-        <w:t xml:space="preserve">                   </w:t>
-      </w:r>
-      <w:r>
-        <w:rPr>
-          <w:rFonts w:asciiTheme="minorHAnsi" w:hAnsiTheme="minorHAnsi" w:cstheme="minorHAnsi"/>
-          <w:sz w:val="22"/>
-          <w:szCs w:val="22"/>
-        </w:rPr>
-        <w:t xml:space="preserve">                                                            2.Την </w:t>
+        <w:t xml:space="preserve">) «Κύρωση του Κώδικα Κατάστασης Δημοσίων Πολιτικών Διοικητικών Υπαλλήλων και Υπαλλήλων Ν.Π.Δ.Δ.»</w:t>
+        <w:br/>
+        <w:t xml:space="preserve"/>
+      </w:r>
+      <w:r>
+        <w:rPr>
+          <w:rFonts w:asciiTheme="minorHAnsi" w:hAnsiTheme="minorHAnsi" w:cstheme="minorHAnsi"/>
+          <w:sz w:val="22"/>
+          <w:szCs w:val="22"/>
+        </w:rPr>
+        <w:t xml:space="preserve"/>
+      </w:r>
+      <w:r>
+        <w:rPr>
+          <w:rFonts w:asciiTheme="minorHAnsi" w:hAnsiTheme="minorHAnsi" w:cstheme="minorHAnsi"/>
+          <w:sz w:val="22"/>
+          <w:szCs w:val="22"/>
+        </w:rPr>
+        <w:t xml:space="preserve">2.Την </w:t>
       </w:r>
       <w:proofErr w:type="spellStart"/>
       <w:r>
@@ -890,15 +892,17 @@
           <w:sz w:val="22"/>
           <w:szCs w:val="22"/>
         </w:rPr>
-        <w:t xml:space="preserve">) «Χορήγηση άδειας διευκόλυνσης στους υπαλλήλους για την παρακολούθηση της σχολικής προόδου των τέκνων τους» </w:t>
-      </w:r>
-      <w:r>
-        <w:rPr>
-          <w:rFonts w:asciiTheme="minorHAnsi" w:hAnsiTheme="minorHAnsi" w:cstheme="minorHAnsi"/>
-          <w:sz w:val="22"/>
-          <w:szCs w:val="22"/>
-        </w:rPr>
-        <w:t xml:space="preserve">                                                             </w:t>
+        <w:t xml:space="preserve">) «Χορήγηση άδειας διευκόλυνσης στους υπαλλήλους για την παρακολούθηση της σχολικής προόδου των τέκνων τους»</w:t>
+        <w:br/>
+        <w:t xml:space="preserve"/>
+      </w:r>
+      <w:r>
+        <w:rPr>
+          <w:rFonts w:asciiTheme="minorHAnsi" w:hAnsiTheme="minorHAnsi" w:cstheme="minorHAnsi"/>
+          <w:sz w:val="22"/>
+          <w:szCs w:val="22"/>
+        </w:rPr>
+        <w:t xml:space="preserve"/>
       </w:r>
       <w:r>
         <w:rPr>
@@ -914,7 +918,9 @@
           <w:sz w:val="22"/>
           <w:szCs w:val="22"/>
         </w:rPr>
-        <w:t xml:space="preserve">                                                                                                                                                          </w:t>
+        <w:t xml:space="preserve"/>
+        <w:br/>
+        <w:t xml:space="preserve"/>
       </w:r>
       <w:r>
         <w:rPr>
@@ -966,7 +972,9 @@
           <w:sz w:val="22"/>
           <w:szCs w:val="22"/>
         </w:rPr>
-        <w:t xml:space="preserve">                                                                  </w:t>
+        <w:t xml:space="preserve"/>
+        <w:br/>
+        <w:t xml:space="preserve"/>
       </w:r>
       <w:r>
         <w:rPr>
@@ -1022,7 +1030,9 @@
           <w:sz w:val="22"/>
           <w:szCs w:val="22"/>
         </w:rPr>
-        <w:t xml:space="preserve">                                                                                           </w:t>
+        <w:t xml:space="preserve"/>
+        <w:br/>
+        <w:t xml:space="preserve"/>
       </w:r>
       <w:r>
         <w:rPr>
@@ -1032,7 +1042,7 @@
           <w:sz w:val="22"/>
           <w:szCs w:val="22"/>
         </w:rPr>
-        <w:t xml:space="preserve">        </w:t>
+        <w:t xml:space="preserve"/>
       </w:r>
       <w:r>
         <w:rPr>
@@ -1213,7 +1223,7 @@
           <w:rFonts w:asciiTheme="minorHAnsi" w:hAnsiTheme="minorHAnsi" w:cstheme="minorHAnsi"/>
           <w:sz w:val="24"/>
         </w:rPr>
-        <w:t xml:space="preserve">{{ ston_stin }} κ. {{ onomateponymo }} του {{ patronymo }}, εκπαιδευτικό κλάδου {{ klados }}-{{ klados_perigrafi }} του {{ sxoleio_gen }},  άδεια για παρακολούθηση σχολικής επίδοσης τέκνου μιας (01) ημέρας στις {{ imerominia_stis }}</w:t>
+        <w:t xml:space="preserve">{{ ston_stin }} κ. {{ onomateponymo_ait }} του {{ patronymo }}, εκπαιδευτικό κλάδου {{ klados }}-{{ klados_perigrafi }} του {{ sxoleio_gen }},  άδεια για παρακολούθηση σχολικής επίδοσης τέκνου μιας (01) ημέρας στις {{ imerominia_stis }}</w:t>
       </w:r>
       <w:r>
         <w:rPr>
